--- a/data/ai_paras/AI_para_8.docx
+++ b/data/ai_paras/AI_para_8.docx
@@ -4,7 +4,7 @@
   <w:body>
     <w:p>
       <w:r>
-        <w:t>Genetic factors play a pivotal role in the development of Schizotypal Personality Disorder (SPD), with current research highlighting specific genetic markers associated with the condition. Studies have identified the Catechol-O-methyltransferase (COMT) gene and the calcium voltage-gated channel subunit alpha1 C (CACNA1C rs1006737) as significant contributors to SPD, indicating a genetic predisposition that affects brain function and development (Ref-u937426). Moreover, genetic predispositions to schizotypy have been observed, with heritability rates ranging from 18 to 48% in children of mothers diagnosed with schizophrenia, underscoring a familial risk factor (Ref-u937426). This genetic vulnerability is compounded by the interplay of environmental factors, which can exacerbate the expression of schizotypal traits. Consequently, understanding the genetic underpinnings of SPD provides essential insights into its etiology, facilitating the development of targeted interventions and preventive measures that address both genetic and environmental influences.</w:t>
+        <w:t>Furthermore, integrating Christian counseling approaches into treatment plans for Schizotypal Personality Disorder (SPD) can provide a holistic framework that addresses both psychological and spiritual dimensions of care. Christian counseling often emphasizes the importance of compassion and understanding, akin to the principles found in Evolutionary Systems Therapy (EST) which focuses on compassion and metacognition (Ref-s386459). By aligning therapeutic practices with Christian values, such as empathy, forgiveness, and hope, counselors can support patients in maintaining their personal value systems, even amidst the challenges of SPD. This alignment is supported by research indicating that religious faith can contribute to the preservation of personal value hierarchies, offering a sense of purpose and stability to individuals with mental illness (Ref-s386459). Thus, Christian counseling approaches can be effectively integrated into SPD treatment plans, enriching traditional therapies with spiritual support that enhances resilience and fosters a deeper sense of personal identity within the therapeutic context.</w:t>
       </w:r>
     </w:p>
     <w:sectPr>
